--- a/submission/COMAVI_v7.15_SI/S3_Text.docx
+++ b/submission/COMAVI_v7.15_SI/S3_Text.docx
@@ -182,12 +182,12 @@
     </w:p>
     <w:p>
       <w:r>
-        <w:t>The versioned per-variant mechanism grades and output-level agreement fields are the authoritative source records. In the manuscript, structural agreement is described as a four-output continuity aggregate and is decomposed into the three energetic axes plus tier. The primary convention excludes the four ungraded scope or commitment cases from both whole-variant mechanism scoring and the continuity denominator, giving 92/124 = 0.742 at 2.5 and 90/124 = 0.726 at the prediction-interval bound. The all-row denominator audit is 92/125 = 0.736 at 2.5. Naive recounts based only on raw ΔΔG sign or per-partner values do not reproduce the metric because the shipped scorer applies direction, operating-point, confidence, and interval gates.</w:t>
+        <w:t>The versioned per-variant mechanism grades and output-level agreement fields are the authoritative source records. In the manuscript, structural agreement is described as a four-output continuity aggregate and is decomposed into the three energetic axes plus tier. The primary convention excludes the four ungraded scope or commitment cases from both whole-variant mechanism scoring and the continuity denominator, giving 86/123 = 0.699 at 2.5 and 84/123 = 0.683 at the prediction-interval bound. The all-row denominator audit is 86/124 = 0.694 at 2.5. Naive recounts based only on raw ΔΔG sign or per-partner values do not reproduce the metric because the shipped scorer applies direction, operating-point, confidence, and interval gates.</w:t>
       </w:r>
     </w:p>
     <w:p>
       <w:r>
-        <w:t>Restricting the primary graded set to crystal or confident site models removes the seven partial-site variants. A636P remains in this sensitivity because it is a confident-site case, so its two newly committed neutral fold expectations still count as prediction disagreements. The restricted cohort scored 37.5/50 = 0.750 against 41.0/57 = 0.719 on the full graded set, a difference of 0.031. The confidence restriction therefore removes lower-confidence observations without turning the remaining cohort into a hidden high-performing subset; it should be read as a robustness view, not as an alternative benchmark definition. The two pLDDT thresholds operate together rather than as alternative configurations: a partner interface enters the gated set at 50, confidence is upgraded to high at 70, and the seven interfaces lying between those values are exactly the seven partial-site variants removed here.</w:t>
+        <w:t>Restricting the primary graded set to crystal or confident site models removes the seven partial-site variants. A636P remains in this sensitivity because it is a confident-site case, so its two newly committed neutral fold expectations still count as prediction disagreements. The restricted cohort scored 33.5/49 = 0.684 against 37.0/56 = 0.661 on the full graded set, a difference of 0.023. The confidence restriction therefore removes lower-confidence observations without turning the remaining cohort into a hidden high-performing subset; it should be read as a robustness view, not as an alternative benchmark definition. The two pLDDT thresholds operate together rather than as alternative configurations: a partner interface enters the gated set at 50, confidence is upgraded to high at 70, and the seven interfaces lying between those values are exactly the seven partial-site variants removed here.</w:t>
       </w:r>
     </w:p>
     <w:p>
@@ -213,7 +213,7 @@
     </w:p>
     <w:p>
       <w:r>
-        <w:t>The prioritization and mechanism-grading results answer different questions, and reporting them separately leaves open whether they agree: a variant ranked highly but graded inconsistent would point a user at the right variant with the wrong mechanistic hypothesis. Crossing the two over the 47-variant prioritization population answers the question only partly. Of the 17 variants with a modeled structural mechanism, 16 fall inside the top 20 and the one outside, HBB W37Y, ranks 21st and is graded partial. With a single variant beyond the cut there is no population to contrast against: the mean grade is 0.594 inside against 0.500 outside, and the rank-grade association across all 17 is not significant (Spearman rho = 0.356, p = 0.161). The test is underpowered because the ranking leaves almost nothing outside the cut, not because the two outputs disagree. Both grades sit below the 0.719 whole-cohort score because they are computed within the structural class alone, where the mean grade is 0.588; the whole-cohort figure also contains the curated negatives, on which COMAVI scores 0.812. What can be stated without a significance test is the property that matters operationally: no variant graded fully consistent falls outside the top 20, so the ranking does not bury a variant whose mechanism COMAVI resolves. Within the top 20 the grades are 5 consistent, 9 partial and 2 inconsistent; the two inconsistent cases are MLH1 R755W at rank 11 and PIK3CA E545K at rank 15, and they are the failure mode this analysis is designed to expose - correctly prioritized, incorrectly explained. Only one structural mechanism falls outside the top 20: HBB W37Y at rank 21, immediately below the cut, graded partial. Because a single variant sits beyond the cut, the inside-versus-outside contrast cannot be tested and the descriptive values should not be read as an association; what the crossing does establish is that no fully resolved mechanism is ranked below the cut. This is consistent rather than compounding.</w:t>
+        <w:t>The prioritization and mechanism-grading results answer different questions, and reporting them separately leaves open whether they agree: a variant ranked highly but graded inconsistent would point a user at the right variant with the wrong mechanistic hypothesis. Crossing the two over the 46-variant prioritization population answers the question only partly. Of the 21 variants with a modeled structural mechanism, 17 fall inside the top 20 and the four outside, KRAS G12D and G12V, MLH1 H718Y and SMAD4 I500V, rank 32 to 38, and all four are graded inconsistent. The contrast is now informative rather than underpowered: the mean grade is 0.588 for the 17 inside the cut against 0.000 for the four outside it, and the rank-grade association across all 21 is significant (Spearman rho = -0.635, p = 0.002; negative because a smaller rank number is a higher priority). In v7.15 the same test returned rho = 0.356 at p = 0.161 with only one variant beyond the cut. The association strengthened because the four expectations committed in v8.0 are the smallest in measured magnitude, none reaching the 2.5 kcal/mol reference, and the priority score ranks all four low: the score and the grade fail on the same variants. Both grades sit below the 0.661 whole-cohort score because they are computed within the structural class alone, where the mean grade is 0.476 on this population; the whole-cohort figure also contains the curated negatives, on which COMAVI scores 0.815. What can be stated without a significance test is the property that matters operationally: no variant graded fully consistent falls outside the top 20, so the ranking does not bury a variant whose mechanism COMAVI resolves. Within the top 20 the grades are 5 consistent, 9 partial and 2 inconsistent; the two inconsistent cases are MLH1 R755W at rank 11 and PIK3CA E545K at rank 15, and they are the failure mode this analysis is designed to expose - correctly prioritized, incorrectly explained. Only one structural mechanism falls outside the top 20: HBB W37Y at rank 21, immediately below the cut, graded partial. Because a single variant sits beyond the cut, the inside-versus-outside contrast cannot be tested and the descriptive values should not be read as an association; what the crossing does establish is that no fully resolved mechanism is ranked below the cut. This is consistent rather than compounding.</w:t>
       </w:r>
     </w:p>
     <w:p>
@@ -231,7 +231,7 @@
     </w:p>
     <w:p>
       <w:r>
-        <w:t>Three of the 98 committed expectations failed that check, and all three were binding-axis tokens introduced by a single earlier curation review that changed them from neutral to destabilizing without changing the bases beside them. MSH2 C697F carried a destabilizing binding expectation against a basis reading "ATPase catalytic defect, protein stable, interaction intact". KRAS G12D and G12V carried destabilizing binding expectations against bases recording WT-like RAF1 binding with impaired GTP hydrolysis, and noting that residue 12 lies 13.6 A from the RAF1 interface. In each case the lesion is catalytic and the binding axis is not the axis it affects. The three tokens were returned to neutral and the three variants are now curated as carrying no lesion on the modeled axes.</w:t>
+        <w:t>Three of the then 98 committed expectations failed that check, and all three were binding-axis tokens introduced by a single earlier curation review that changed them from neutral to destabilizing without changing the bases beside them. Two of the three, KRAS G12D and G12V, were restored to destabilizing in v8.0 after the cited source was read directly: the bases recording WT-like RAF1 binding misstated Hunter 2015, whose Table 2 reports a 4.8-fold and a 7.3-fold decrease in affinity. The check behaved correctly in both cases, because a token must agree with the basis written beside it; what it cannot detect is a basis that misreads the source it names, which is why v8.0 verified each change against the primary article rather than against the ledger entry. MSH2 C697F carried a destabilizing binding expectation against a basis reading "ATPase catalytic defect, protein stable, interaction intact". KRAS G12D and G12V carried destabilizing binding expectations against bases recording WT-like RAF1 binding with impaired GTP hydrolysis, and noting that residue 12 lies 13.6 A from the RAF1 interface. In each case the lesion is catalytic and the binding axis is not the axis it affects. The three tokens were returned to neutral and the three variants are now curated as carrying no lesion on the modeled axes.</w:t>
       </w:r>
     </w:p>
     <w:p>

--- a/submission/COMAVI_v7.15_SI/S3_Text.docx
+++ b/submission/COMAVI_v7.15_SI/S3_Text.docx
@@ -213,7 +213,7 @@
     </w:p>
     <w:p>
       <w:r>
-        <w:t>The prioritization and mechanism-grading results answer different questions, and reporting them separately leaves open whether they agree: a variant ranked highly but graded inconsistent would point a user at the right variant with the wrong mechanistic hypothesis. Crossing the two over the 46-variant prioritization population answers the question only partly. Of the 21 variants with a modeled structural mechanism, 17 fall inside the top 20 and the four outside, KRAS G12D and G12V, MLH1 H718Y and SMAD4 I500V, rank 32 to 38, and all four are graded inconsistent. The contrast is now informative rather than underpowered: the mean grade is 0.588 for the 17 inside the cut against 0.000 for the four outside it, and the rank-grade association across all 21 is significant (Spearman rho = -0.635, p = 0.002; negative because a smaller rank number is a higher priority). In v7.15 the same test returned rho = 0.356 at p = 0.161 with only one variant beyond the cut. The association strengthened because the four expectations committed in v8.0 are the smallest in measured magnitude, none reaching the 2.5 kcal/mol reference, and the priority score ranks all four low: the score and the grade fail on the same variants. Both grades sit below the 0.661 whole-cohort score because they are computed within the structural class alone, where the mean grade is 0.476 on this population; the whole-cohort figure also contains the curated negatives, on which COMAVI scores 0.815. What can be stated without a significance test is the property that matters operationally: no variant graded fully consistent falls outside the top 20, so the ranking does not bury a variant whose mechanism COMAVI resolves. Within the top 20 the grades are 5 consistent, 9 partial and 2 inconsistent; the two inconsistent cases are MLH1 R755W at rank 11 and PIK3CA E545K at rank 15, and they are the failure mode this analysis is designed to expose - correctly prioritized, incorrectly explained. Only one structural mechanism falls outside the top 20: HBB W37Y at rank 21, immediately below the cut, graded partial. Because a single variant sits beyond the cut, the inside-versus-outside contrast cannot be tested and the descriptive values should not be read as an association; what the crossing does establish is that no fully resolved mechanism is ranked below the cut. This is consistent rather than compounding.</w:t>
+        <w:t>The prioritization and mechanism-grading results answer different questions, and reporting them separately leaves open whether they agree: a variant ranked highly but graded inconsistent would point a user at the right variant with the wrong mechanistic hypothesis. Crossing the two over the 46-variant prioritization population answers the question only partly. Of the 21 variants with a modeled structural mechanism, 17 fall inside the top 20 and the four outside, KRAS G12D and G12V, MLH1 H718Y and SMAD4 I500V, rank 32 to 38, and all four are graded inconsistent. The contrast is now informative rather than underpowered: the mean grade is 0.588 for the 17 inside the cut against 0.000 for the four outside it, and the rank-grade association across all 21 is significant (Spearman rho = -0.635, p = 0.002; negative because a smaller rank number is a higher priority). These four expectations are the smallest in measured magnitude, none reaching the 2.5 kcal/mol reference, and the priority score ranks all four low: the score and the grade fail on the same variants. Both grades sit below the 0.661 whole-cohort score because they are computed within the structural class alone, where the mean grade is 0.476 on this population; the whole-cohort figure also contains the curated negatives, on which COMAVI scores 0.815. What can be stated without a significance test is the property that matters operationally: no variant graded fully consistent falls outside the top 20, so the ranking does not bury a variant whose mechanism COMAVI resolves. Within the top 20 the grades are 5 consistent, 9 partial and 2 inconsistent; the two inconsistent cases are MLH1 R755W at rank 11 and PIK3CA E545K at rank 15, and they are the failure mode this analysis is designed to expose - correctly prioritized, incorrectly explained. Only one structural mechanism falls outside the top 20: HBB W37Y at rank 21, immediately below the cut, graded partial. Because a single variant sits beyond the cut, the inside-versus-outside contrast cannot be tested and the descriptive values should not be read as an association; what the crossing does establish is that no fully resolved mechanism is ranked below the cut. This is consistent rather than compounding.</w:t>
       </w:r>
     </w:p>
     <w:p>

--- a/submission/COMAVI_v7.15_SI/S3_Text.docx
+++ b/submission/COMAVI_v7.15_SI/S3_Text.docx
@@ -200,7 +200,7 @@
     </w:p>
     <w:p>
       <w:r>
-        <w:t>The hemoglobin series provides a high-quality within-system anchor but does not test generalization across unrelated interfaces. We therefore scored two independent SKEMPI 2.0 complexes [56] with the frozen COMAVI workflow: barnase-barstar (24 substitutions) and TEM1-BLIP (24 substitutions on the unambiguously mapped BLIP side). Measured binding ΔΔG was calculated as RT ln(K_D,mut/K_D,wt).</w:t>
+        <w:t>The hemoglobin series provides a high-quality within-system anchor but does not test generalization across unrelated interfaces. We therefore scored two independent SKEMPI 2.0 complexes [67] with the frozen COMAVI workflow: barnase-barstar (24 substitutions) and TEM1-BLIP (24 substitutions on the unambiguously mapped BLIP side). Measured binding ΔΔG was calculated as RT ln(K_D,mut/K_D,wt).</w:t>
       </w:r>
     </w:p>
     <w:p>

--- a/submission/COMAVI_v7.15_SI/S3_Text.docx
+++ b/submission/COMAVI_v7.15_SI/S3_Text.docx
@@ -182,7 +182,7 @@
     </w:p>
     <w:p>
       <w:r>
-        <w:t>The versioned per-variant mechanism grades and output-level agreement fields are the authoritative source records. In the manuscript, structural agreement is described as a four-output continuity aggregate and is decomposed into the three energetic axes plus tier. The primary convention excludes the four ungraded scope or commitment cases from both whole-variant mechanism scoring and the continuity denominator, giving 86/123 = 0.699 at 2.5 and 84/123 = 0.683 at the prediction-interval bound. The all-row denominator audit is 86/124 = 0.694 at 2.5. Naive recounts based only on raw ΔΔG sign or per-partner values do not reproduce the metric because the shipped scorer applies direction, operating-point, confidence, and interval gates.</w:t>
+        <w:t>The versioned per-variant mechanism grades and output-level agreement fields are the authoritative source records. In the manuscript, structural agreement is described as a four-output continuity aggregate and is decomposed into the three energetic axes plus tier. The primary convention excludes the four ungraded scope or commitment cases from both whole-variant mechanism scoring and the continuity denominator, giving 86/123 = 0.699 at 2.5 and 84/123 = 0.683 at the prediction-interval limit. The all-row denominator audit is 86/124 = 0.694 at 2.5. Naive recounts based only on raw ΔΔG sign or per-partner values do not reproduce the metric because the shipped scorer applies direction, operating-point, confidence, and interval gates.</w:t>
       </w:r>
     </w:p>
     <w:p>
